--- a/src/infra/resume_export/templates/simple/resume.docx
+++ b/src/infra/resume_export/templates/simple/resume.docx
@@ -8,6 +8,24 @@
       </w:pPr>
       <w:r>
         <w:t>{{ display_name }}</w:t>
+      </w:r>
+    </w:p>
+    <w:p>
+      <w:pPr/>
+      <w:r>
+        <w:t>{%p if photo %}</w:t>
+      </w:r>
+    </w:p>
+    <w:p>
+      <w:pPr/>
+      <w:r>
+        <w:t>{{ photo }}</w:t>
+      </w:r>
+    </w:p>
+    <w:p>
+      <w:pPr/>
+      <w:r>
+        <w:t>{%p endif %}</w:t>
       </w:r>
     </w:p>
     <w:p>
@@ -149,6 +167,26 @@
     <w:p>
       <w:pPr/>
       <w:r>
+        <w:t>{%p if experience.item.company_website_url %}</w:t>
+      </w:r>
+    </w:p>
+    <w:p>
+      <w:pPr>
+        <w:spacing w:before="0" w:after="0"/>
+      </w:pPr>
+      <w:r>
+        <w:t>{{ experience.item.company_website_url }}</w:t>
+      </w:r>
+    </w:p>
+    <w:p>
+      <w:pPr/>
+      <w:r>
+        <w:t>{%p endif %}</w:t>
+      </w:r>
+    </w:p>
+    <w:p>
+      <w:pPr/>
+      <w:r>
         <w:t>{%p if experience.location_period %}</w:t>
       </w:r>
     </w:p>
@@ -238,6 +276,46 @@
       </w:pPr>
       <w:r>
         <w:t>{{ labels.project }}: {{ project.name }}{% if project.role %} | {{ project.role }}{% endif %}</w:t>
+      </w:r>
+    </w:p>
+    <w:p>
+      <w:pPr/>
+      <w:r>
+        <w:t>{%p if project.team_size %}</w:t>
+      </w:r>
+    </w:p>
+    <w:p>
+      <w:pPr>
+        <w:spacing w:before="0" w:after="0"/>
+      </w:pPr>
+      <w:r>
+        <w:t>{{ labels.team_size }}: {{ project.team_size }}</w:t>
+      </w:r>
+    </w:p>
+    <w:p>
+      <w:pPr/>
+      <w:r>
+        <w:t>{%p endif %}</w:t>
+      </w:r>
+    </w:p>
+    <w:p>
+      <w:pPr/>
+      <w:r>
+        <w:t>{%p if project.scale %}</w:t>
+      </w:r>
+    </w:p>
+    <w:p>
+      <w:pPr>
+        <w:spacing w:before="0" w:after="0"/>
+      </w:pPr>
+      <w:r>
+        <w:t>{{ labels.scale }}: {{ project.scale }}</w:t>
+      </w:r>
+    </w:p>
+    <w:p>
+      <w:pPr/>
+      <w:r>
+        <w:t>{%p endif %}</w:t>
       </w:r>
     </w:p>
     <w:p>

--- a/src/infra/resume_export/templates/simple/resume.docx
+++ b/src/infra/resume_export/templates/simple/resume.docx
@@ -71,6 +71,18 @@
     <w:p>
       <w:pPr/>
       <w:r>
+        <w:t>{%p for section_key in sections %}</w:t>
+      </w:r>
+    </w:p>
+    <w:p>
+      <w:pPr/>
+      <w:r>
+        <w:t>{%p if section_key == 'summary' %}</w:t>
+      </w:r>
+    </w:p>
+    <w:p>
+      <w:pPr/>
+      <w:r>
         <w:t>{%p if content.summary.text %}</w:t>
       </w:r>
     </w:p>
@@ -94,6 +106,18 @@
       <w:pPr/>
       <w:r>
         <w:t>{%p endif %}</w:t>
+      </w:r>
+    </w:p>
+    <w:p>
+      <w:pPr/>
+      <w:r>
+        <w:t>{%p endif %}</w:t>
+      </w:r>
+    </w:p>
+    <w:p>
+      <w:pPr/>
+      <w:r>
+        <w:t>{%p if section_key == 'skills' %}</w:t>
       </w:r>
     </w:p>
     <w:p>
@@ -134,6 +158,18 @@
       <w:pPr/>
       <w:r>
         <w:t>{%p endif %}</w:t>
+      </w:r>
+    </w:p>
+    <w:p>
+      <w:pPr/>
+      <w:r>
+        <w:t>{%p endif %}</w:t>
+      </w:r>
+    </w:p>
+    <w:p>
+      <w:pPr/>
+      <w:r>
+        <w:t>{%p if section_key == 'experience' %}</w:t>
       </w:r>
     </w:p>
     <w:p>
@@ -419,6 +455,18 @@
     <w:p>
       <w:pPr/>
       <w:r>
+        <w:t>{%p endif %}</w:t>
+      </w:r>
+    </w:p>
+    <w:p>
+      <w:pPr/>
+      <w:r>
+        <w:t>{%p if section_key == 'education' %}</w:t>
+      </w:r>
+    </w:p>
+    <w:p>
+      <w:pPr/>
+      <w:r>
         <w:t>{%p if educations %}</w:t>
       </w:r>
     </w:p>
@@ -494,6 +542,18 @@
       <w:pPr/>
       <w:r>
         <w:t>{%p endif %}</w:t>
+      </w:r>
+    </w:p>
+    <w:p>
+      <w:pPr/>
+      <w:r>
+        <w:t>{%p endif %}</w:t>
+      </w:r>
+    </w:p>
+    <w:p>
+      <w:pPr/>
+      <w:r>
+        <w:t>{%p if section_key == 'certifications' %}</w:t>
       </w:r>
     </w:p>
     <w:p>
@@ -579,6 +639,18 @@
     <w:p>
       <w:pPr/>
       <w:r>
+        <w:t>{%p endif %}</w:t>
+      </w:r>
+    </w:p>
+    <w:p>
+      <w:pPr/>
+      <w:r>
+        <w:t>{%p if section_key == 'languages' %}</w:t>
+      </w:r>
+    </w:p>
+    <w:p>
+      <w:pPr/>
+      <w:r>
         <w:t>{%p if content.languages %}</w:t>
       </w:r>
     </w:p>
@@ -619,7 +691,19 @@
     <w:p>
       <w:pPr/>
       <w:r>
-        <w:t>{%p for section in content.additional_sections %}</w:t>
+        <w:t>{%p endif %}</w:t>
+      </w:r>
+    </w:p>
+    <w:p>
+      <w:pPr/>
+      <w:r>
+        <w:t>{%p if section_key == 'additionalSections' %}</w:t>
+      </w:r>
+    </w:p>
+    <w:p>
+      <w:pPr/>
+      <w:r>
+        <w:t>{%p for section in additional_sections %}</w:t>
       </w:r>
     </w:p>
     <w:p>
@@ -688,6 +772,18 @@
       <w:pPr/>
       <w:r>
         <w:t>{%p endfor %}</w:t>
+      </w:r>
+    </w:p>
+    <w:p>
+      <w:pPr/>
+      <w:r>
+        <w:t>{%p endfor %}</w:t>
+      </w:r>
+    </w:p>
+    <w:p>
+      <w:pPr/>
+      <w:r>
+        <w:t>{%p endif %}</w:t>
       </w:r>
     </w:p>
     <w:p>
